--- a/HR/HR Policies & Employee Manual/Code of Conduct/Code of Conduct - English.docx
+++ b/HR/HR Policies & Employee Manual/Code of Conduct/Code of Conduct - English.docx
@@ -1,6 +1,6 @@
 
 <file path=word/document.xml><?xml version="1.0" encoding="utf-8"?>
-<w:document xmlns:wpc="http://schemas.microsoft.com/office/word/2010/wordprocessingCanvas" xmlns:cx="http://schemas.microsoft.com/office/drawing/2014/chartex" xmlns:cx1="http://schemas.microsoft.com/office/drawing/2015/9/8/chartex" xmlns:cx2="http://schemas.microsoft.com/office/drawing/2015/10/21/chartex" xmlns:cx3="http://schemas.microsoft.com/office/drawing/2016/5/9/chartex" xmlns:cx4="http://schemas.microsoft.com/office/drawing/2016/5/10/chartex" xmlns:cx5="http://schemas.microsoft.com/office/drawing/2016/5/11/chartex" xmlns:cx6="http://schemas.microsoft.com/office/drawing/2016/5/12/chartex" xmlns:cx7="http://schemas.microsoft.com/office/drawing/2016/5/13/chartex" xmlns:cx8="http://schemas.microsoft.com/office/drawing/2016/5/14/chartex" xmlns:mc="http://schemas.openxmlformats.org/markup-compatibility/2006" xmlns:aink="http://schemas.microsoft.com/office/drawing/2016/ink" xmlns:am3d="http://schemas.microsoft.com/office/drawing/2017/model3d" xmlns:o="urn:schemas-microsoft-com:office:office" xmlns:oel="http://schemas.microsoft.com/office/2019/extlst" xmlns:r="http://schemas.openxmlformats.org/officeDocument/2006/relationships" xmlns:m="http://schemas.openxmlformats.org/officeDocument/2006/math" xmlns:v="urn:schemas-microsoft-com:vml" xmlns:wp14="http://schemas.microsoft.com/office/word/2010/wordprocessingDrawing" xmlns:wp="http://schemas.openxmlformats.org/drawingml/2006/wordprocessingDrawing" xmlns:w10="urn:schemas-microsoft-com:office:word" xmlns:w="http://schemas.openxmlformats.org/wordprocessingml/2006/main" xmlns:w14="http://schemas.microsoft.com/office/word/2010/wordml" xmlns:w15="http://schemas.microsoft.com/office/word/2012/wordml" xmlns:w16cex="http://schemas.microsoft.com/office/word/2018/wordml/cex" xmlns:w16cid="http://schemas.microsoft.com/office/word/2016/wordml/cid" xmlns:w16="http://schemas.microsoft.com/office/word/2018/wordml" xmlns:w16sdtdh="http://schemas.microsoft.com/office/word/2020/wordml/sdtdatahash" xmlns:w16se="http://schemas.microsoft.com/office/word/2015/wordml/symex" xmlns:wpg="http://schemas.microsoft.com/office/word/2010/wordprocessingGroup" xmlns:wpi="http://schemas.microsoft.com/office/word/2010/wordprocessingInk" xmlns:wne="http://schemas.microsoft.com/office/word/2006/wordml" xmlns:wps="http://schemas.microsoft.com/office/word/2010/wordprocessingShape" mc:Ignorable="w14 w15 w16se w16cid w16 w16cex w16sdtdh wp14">
+<w:document xmlns:wpc="http://schemas.microsoft.com/office/word/2010/wordprocessingCanvas" xmlns:cx="http://schemas.microsoft.com/office/drawing/2014/chartex" xmlns:cx1="http://schemas.microsoft.com/office/drawing/2015/9/8/chartex" xmlns:cx2="http://schemas.microsoft.com/office/drawing/2015/10/21/chartex" xmlns:cx3="http://schemas.microsoft.com/office/drawing/2016/5/9/chartex" xmlns:cx4="http://schemas.microsoft.com/office/drawing/2016/5/10/chartex" xmlns:cx5="http://schemas.microsoft.com/office/drawing/2016/5/11/chartex" xmlns:cx6="http://schemas.microsoft.com/office/drawing/2016/5/12/chartex" xmlns:cx7="http://schemas.microsoft.com/office/drawing/2016/5/13/chartex" xmlns:cx8="http://schemas.microsoft.com/office/drawing/2016/5/14/chartex" xmlns:mc="http://schemas.openxmlformats.org/markup-compatibility/2006" xmlns:aink="http://schemas.microsoft.com/office/drawing/2016/ink" xmlns:am3d="http://schemas.microsoft.com/office/drawing/2017/model3d" xmlns:o="urn:schemas-microsoft-com:office:office" xmlns:oel="http://schemas.microsoft.com/office/2019/extlst" xmlns:r="http://schemas.openxmlformats.org/officeDocument/2006/relationships" xmlns:m="http://schemas.openxmlformats.org/officeDocument/2006/math" xmlns:v="urn:schemas-microsoft-com:vml" xmlns:wp14="http://schemas.microsoft.com/office/word/2010/wordprocessingDrawing" xmlns:wp="http://schemas.openxmlformats.org/drawingml/2006/wordprocessingDrawing" xmlns:w10="urn:schemas-microsoft-com:office:word" xmlns:w="http://schemas.openxmlformats.org/wordprocessingml/2006/main" xmlns:w14="http://schemas.microsoft.com/office/word/2010/wordml" xmlns:w15="http://schemas.microsoft.com/office/word/2012/wordml" xmlns:w16cex="http://schemas.microsoft.com/office/word/2018/wordml/cex" xmlns:w16cid="http://schemas.microsoft.com/office/word/2016/wordml/cid" xmlns:w16="http://schemas.microsoft.com/office/word/2018/wordml" xmlns:w16du="http://schemas.microsoft.com/office/word/2023/wordml/word16du" xmlns:w16sdtdh="http://schemas.microsoft.com/office/word/2020/wordml/sdtdatahash" xmlns:w16sdtfl="http://schemas.microsoft.com/office/word/2024/wordml/sdtformatlock" xmlns:w16se="http://schemas.microsoft.com/office/word/2015/wordml/symex" xmlns:wpg="http://schemas.microsoft.com/office/word/2010/wordprocessingGroup" xmlns:wpi="http://schemas.microsoft.com/office/word/2010/wordprocessingInk" xmlns:wne="http://schemas.microsoft.com/office/word/2006/wordml" xmlns:wps="http://schemas.microsoft.com/office/word/2010/wordprocessingShape" mc:Ignorable="w14 w15 w16se w16cid w16 w16cex w16sdtdh w16sdtfl w16du wp14">
   <w:body>
     <w:p>
       <w:pPr>
@@ -18,12 +18,6 @@
           <w:sz w:val="22"/>
         </w:rPr>
       </w:pPr>
-      <w:r>
-        <w:rPr>
-          <w:sz w:val="22"/>
-        </w:rPr>
-        <w:t xml:space="preserve">The </w:t>
-      </w:r>
       <w:r>
         <w:rPr>
           <w:sz w:val="22"/>
@@ -141,7 +135,14 @@
         <w:rPr>
           <w:sz w:val="22"/>
         </w:rPr>
-        <w:t>Partners of the Americas prohibits any retaliation against anyone who makes a good faith report of a suspected violation or who participates in an investigation. There is to be no interference, coercion, discrimination, reprisal or retaliation against any person for making a valid and truthful complaint or good faith report of a violation. Nothing in this policy is meant to, nor should it be interpreted to, in any way limit your rights under any applicable federal, state, or local laws</w:t>
+        <w:t xml:space="preserve">Partners of the Americas prohibits any retaliation against anyone who makes a good faith report of a suspected violation or who participates in an investigation. There is to be no interference, coercion, discrimination, reprisal or retaliation </w:t>
+      </w:r>
+      <w:r>
+        <w:rPr>
+          <w:sz w:val="22"/>
+        </w:rPr>
+        <w:lastRenderedPageBreak/>
+        <w:t>against any person for making a valid and truthful complaint or good faith report of a violation. Nothing in this policy is meant to, nor should it be interpreted to, in any way limit your rights under any applicable federal, state, or local laws</w:t>
       </w:r>
       <w:r>
         <w:rPr>
@@ -300,7 +301,7 @@
 </file>
 
 <file path=word/endnotes.xml><?xml version="1.0" encoding="utf-8"?>
-<w:endnotes xmlns:wpc="http://schemas.microsoft.com/office/word/2010/wordprocessingCanvas" xmlns:cx="http://schemas.microsoft.com/office/drawing/2014/chartex" xmlns:cx1="http://schemas.microsoft.com/office/drawing/2015/9/8/chartex" xmlns:cx2="http://schemas.microsoft.com/office/drawing/2015/10/21/chartex" xmlns:cx3="http://schemas.microsoft.com/office/drawing/2016/5/9/chartex" xmlns:cx4="http://schemas.microsoft.com/office/drawing/2016/5/10/chartex" xmlns:cx5="http://schemas.microsoft.com/office/drawing/2016/5/11/chartex" xmlns:cx6="http://schemas.microsoft.com/office/drawing/2016/5/12/chartex" xmlns:cx7="http://schemas.microsoft.com/office/drawing/2016/5/13/chartex" xmlns:cx8="http://schemas.microsoft.com/office/drawing/2016/5/14/chartex" xmlns:mc="http://schemas.openxmlformats.org/markup-compatibility/2006" xmlns:aink="http://schemas.microsoft.com/office/drawing/2016/ink" xmlns:am3d="http://schemas.microsoft.com/office/drawing/2017/model3d" xmlns:o="urn:schemas-microsoft-com:office:office" xmlns:oel="http://schemas.microsoft.com/office/2019/extlst" xmlns:r="http://schemas.openxmlformats.org/officeDocument/2006/relationships" xmlns:m="http://schemas.openxmlformats.org/officeDocument/2006/math" xmlns:v="urn:schemas-microsoft-com:vml" xmlns:wp14="http://schemas.microsoft.com/office/word/2010/wordprocessingDrawing" xmlns:wp="http://schemas.openxmlformats.org/drawingml/2006/wordprocessingDrawing" xmlns:w10="urn:schemas-microsoft-com:office:word" xmlns:w="http://schemas.openxmlformats.org/wordprocessingml/2006/main" xmlns:w14="http://schemas.microsoft.com/office/word/2010/wordml" xmlns:w15="http://schemas.microsoft.com/office/word/2012/wordml" xmlns:w16cex="http://schemas.microsoft.com/office/word/2018/wordml/cex" xmlns:w16cid="http://schemas.microsoft.com/office/word/2016/wordml/cid" xmlns:w16="http://schemas.microsoft.com/office/word/2018/wordml" xmlns:w16sdtdh="http://schemas.microsoft.com/office/word/2020/wordml/sdtdatahash" xmlns:w16se="http://schemas.microsoft.com/office/word/2015/wordml/symex" xmlns:wpg="http://schemas.microsoft.com/office/word/2010/wordprocessingGroup" xmlns:wpi="http://schemas.microsoft.com/office/word/2010/wordprocessingInk" xmlns:wne="http://schemas.microsoft.com/office/word/2006/wordml" xmlns:wps="http://schemas.microsoft.com/office/word/2010/wordprocessingShape" mc:Ignorable="w14 w15 w16se w16cid w16 w16cex w16sdtdh wp14">
+<w:endnotes xmlns:wpc="http://schemas.microsoft.com/office/word/2010/wordprocessingCanvas" xmlns:cx="http://schemas.microsoft.com/office/drawing/2014/chartex" xmlns:cx1="http://schemas.microsoft.com/office/drawing/2015/9/8/chartex" xmlns:cx2="http://schemas.microsoft.com/office/drawing/2015/10/21/chartex" xmlns:cx3="http://schemas.microsoft.com/office/drawing/2016/5/9/chartex" xmlns:cx4="http://schemas.microsoft.com/office/drawing/2016/5/10/chartex" xmlns:cx5="http://schemas.microsoft.com/office/drawing/2016/5/11/chartex" xmlns:cx6="http://schemas.microsoft.com/office/drawing/2016/5/12/chartex" xmlns:cx7="http://schemas.microsoft.com/office/drawing/2016/5/13/chartex" xmlns:cx8="http://schemas.microsoft.com/office/drawing/2016/5/14/chartex" xmlns:mc="http://schemas.openxmlformats.org/markup-compatibility/2006" xmlns:aink="http://schemas.microsoft.com/office/drawing/2016/ink" xmlns:am3d="http://schemas.microsoft.com/office/drawing/2017/model3d" xmlns:o="urn:schemas-microsoft-com:office:office" xmlns:oel="http://schemas.microsoft.com/office/2019/extlst" xmlns:r="http://schemas.openxmlformats.org/officeDocument/2006/relationships" xmlns:m="http://schemas.openxmlformats.org/officeDocument/2006/math" xmlns:v="urn:schemas-microsoft-com:vml" xmlns:wp14="http://schemas.microsoft.com/office/word/2010/wordprocessingDrawing" xmlns:wp="http://schemas.openxmlformats.org/drawingml/2006/wordprocessingDrawing" xmlns:w10="urn:schemas-microsoft-com:office:word" xmlns:w="http://schemas.openxmlformats.org/wordprocessingml/2006/main" xmlns:w14="http://schemas.microsoft.com/office/word/2010/wordml" xmlns:w15="http://schemas.microsoft.com/office/word/2012/wordml" xmlns:w16cex="http://schemas.microsoft.com/office/word/2018/wordml/cex" xmlns:w16cid="http://schemas.microsoft.com/office/word/2016/wordml/cid" xmlns:w16="http://schemas.microsoft.com/office/word/2018/wordml" xmlns:w16du="http://schemas.microsoft.com/office/word/2023/wordml/word16du" xmlns:w16sdtdh="http://schemas.microsoft.com/office/word/2020/wordml/sdtdatahash" xmlns:w16sdtfl="http://schemas.microsoft.com/office/word/2024/wordml/sdtformatlock" xmlns:w16se="http://schemas.microsoft.com/office/word/2015/wordml/symex" xmlns:wpg="http://schemas.microsoft.com/office/word/2010/wordprocessingGroup" xmlns:wpi="http://schemas.microsoft.com/office/word/2010/wordprocessingInk" xmlns:wne="http://schemas.microsoft.com/office/word/2006/wordml" xmlns:wps="http://schemas.microsoft.com/office/word/2010/wordprocessingShape" mc:Ignorable="w14 w15 w16se w16cid w16 w16cex w16sdtdh w16sdtfl w16du wp14">
   <w:endnote w:type="separator" w:id="-1">
     <w:p>
       <w:pPr>
@@ -325,7 +326,7 @@
 </file>
 
 <file path=word/footer1.xml><?xml version="1.0" encoding="utf-8"?>
-<w:ftr xmlns:wpc="http://schemas.microsoft.com/office/word/2010/wordprocessingCanvas" xmlns:cx="http://schemas.microsoft.com/office/drawing/2014/chartex" xmlns:cx1="http://schemas.microsoft.com/office/drawing/2015/9/8/chartex" xmlns:cx2="http://schemas.microsoft.com/office/drawing/2015/10/21/chartex" xmlns:cx3="http://schemas.microsoft.com/office/drawing/2016/5/9/chartex" xmlns:cx4="http://schemas.microsoft.com/office/drawing/2016/5/10/chartex" xmlns:cx5="http://schemas.microsoft.com/office/drawing/2016/5/11/chartex" xmlns:cx6="http://schemas.microsoft.com/office/drawing/2016/5/12/chartex" xmlns:cx7="http://schemas.microsoft.com/office/drawing/2016/5/13/chartex" xmlns:cx8="http://schemas.microsoft.com/office/drawing/2016/5/14/chartex" xmlns:mc="http://schemas.openxmlformats.org/markup-compatibility/2006" xmlns:aink="http://schemas.microsoft.com/office/drawing/2016/ink" xmlns:am3d="http://schemas.microsoft.com/office/drawing/2017/model3d" xmlns:o="urn:schemas-microsoft-com:office:office" xmlns:oel="http://schemas.microsoft.com/office/2019/extlst" xmlns:r="http://schemas.openxmlformats.org/officeDocument/2006/relationships" xmlns:m="http://schemas.openxmlformats.org/officeDocument/2006/math" xmlns:v="urn:schemas-microsoft-com:vml" xmlns:wp14="http://schemas.microsoft.com/office/word/2010/wordprocessingDrawing" xmlns:wp="http://schemas.openxmlformats.org/drawingml/2006/wordprocessingDrawing" xmlns:w10="urn:schemas-microsoft-com:office:word" xmlns:w="http://schemas.openxmlformats.org/wordprocessingml/2006/main" xmlns:w14="http://schemas.microsoft.com/office/word/2010/wordml" xmlns:w15="http://schemas.microsoft.com/office/word/2012/wordml" xmlns:w16cex="http://schemas.microsoft.com/office/word/2018/wordml/cex" xmlns:w16cid="http://schemas.microsoft.com/office/word/2016/wordml/cid" xmlns:w16="http://schemas.microsoft.com/office/word/2018/wordml" xmlns:w16sdtdh="http://schemas.microsoft.com/office/word/2020/wordml/sdtdatahash" xmlns:w16se="http://schemas.microsoft.com/office/word/2015/wordml/symex" xmlns:wpg="http://schemas.microsoft.com/office/word/2010/wordprocessingGroup" xmlns:wpi="http://schemas.microsoft.com/office/word/2010/wordprocessingInk" xmlns:wne="http://schemas.microsoft.com/office/word/2006/wordml" xmlns:wps="http://schemas.microsoft.com/office/word/2010/wordprocessingShape" mc:Ignorable="w14 w15 w16se w16cid w16 w16cex w16sdtdh wp14">
+<w:ftr xmlns:wpc="http://schemas.microsoft.com/office/word/2010/wordprocessingCanvas" xmlns:cx="http://schemas.microsoft.com/office/drawing/2014/chartex" xmlns:cx1="http://schemas.microsoft.com/office/drawing/2015/9/8/chartex" xmlns:cx2="http://schemas.microsoft.com/office/drawing/2015/10/21/chartex" xmlns:cx3="http://schemas.microsoft.com/office/drawing/2016/5/9/chartex" xmlns:cx4="http://schemas.microsoft.com/office/drawing/2016/5/10/chartex" xmlns:cx5="http://schemas.microsoft.com/office/drawing/2016/5/11/chartex" xmlns:cx6="http://schemas.microsoft.com/office/drawing/2016/5/12/chartex" xmlns:cx7="http://schemas.microsoft.com/office/drawing/2016/5/13/chartex" xmlns:cx8="http://schemas.microsoft.com/office/drawing/2016/5/14/chartex" xmlns:mc="http://schemas.openxmlformats.org/markup-compatibility/2006" xmlns:aink="http://schemas.microsoft.com/office/drawing/2016/ink" xmlns:am3d="http://schemas.microsoft.com/office/drawing/2017/model3d" xmlns:o="urn:schemas-microsoft-com:office:office" xmlns:oel="http://schemas.microsoft.com/office/2019/extlst" xmlns:r="http://schemas.openxmlformats.org/officeDocument/2006/relationships" xmlns:m="http://schemas.openxmlformats.org/officeDocument/2006/math" xmlns:v="urn:schemas-microsoft-com:vml" xmlns:wp14="http://schemas.microsoft.com/office/word/2010/wordprocessingDrawing" xmlns:wp="http://schemas.openxmlformats.org/drawingml/2006/wordprocessingDrawing" xmlns:w10="urn:schemas-microsoft-com:office:word" xmlns:w="http://schemas.openxmlformats.org/wordprocessingml/2006/main" xmlns:w14="http://schemas.microsoft.com/office/word/2010/wordml" xmlns:w15="http://schemas.microsoft.com/office/word/2012/wordml" xmlns:w16cex="http://schemas.microsoft.com/office/word/2018/wordml/cex" xmlns:w16cid="http://schemas.microsoft.com/office/word/2016/wordml/cid" xmlns:w16="http://schemas.microsoft.com/office/word/2018/wordml" xmlns:w16du="http://schemas.microsoft.com/office/word/2023/wordml/word16du" xmlns:w16sdtdh="http://schemas.microsoft.com/office/word/2020/wordml/sdtdatahash" xmlns:w16sdtfl="http://schemas.microsoft.com/office/word/2024/wordml/sdtformatlock" xmlns:w16se="http://schemas.microsoft.com/office/word/2015/wordml/symex" xmlns:wpg="http://schemas.microsoft.com/office/word/2010/wordprocessingGroup" xmlns:wpi="http://schemas.microsoft.com/office/word/2010/wordprocessingInk" xmlns:wne="http://schemas.microsoft.com/office/word/2006/wordml" xmlns:wps="http://schemas.microsoft.com/office/word/2010/wordprocessingShape" mc:Ignorable="w14 w15 w16se w16cid w16 w16cex w16sdtdh w16sdtfl w16du wp14">
   <w:p>
     <w:pPr>
       <w:pStyle w:val="Footer"/>
@@ -388,7 +389,7 @@
 </file>
 
 <file path=word/footnotes.xml><?xml version="1.0" encoding="utf-8"?>
-<w:footnotes xmlns:wpc="http://schemas.microsoft.com/office/word/2010/wordprocessingCanvas" xmlns:cx="http://schemas.microsoft.com/office/drawing/2014/chartex" xmlns:cx1="http://schemas.microsoft.com/office/drawing/2015/9/8/chartex" xmlns:cx2="http://schemas.microsoft.com/office/drawing/2015/10/21/chartex" xmlns:cx3="http://schemas.microsoft.com/office/drawing/2016/5/9/chartex" xmlns:cx4="http://schemas.microsoft.com/office/drawing/2016/5/10/chartex" xmlns:cx5="http://schemas.microsoft.com/office/drawing/2016/5/11/chartex" xmlns:cx6="http://schemas.microsoft.com/office/drawing/2016/5/12/chartex" xmlns:cx7="http://schemas.microsoft.com/office/drawing/2016/5/13/chartex" xmlns:cx8="http://schemas.microsoft.com/office/drawing/2016/5/14/chartex" xmlns:mc="http://schemas.openxmlformats.org/markup-compatibility/2006" xmlns:aink="http://schemas.microsoft.com/office/drawing/2016/ink" xmlns:am3d="http://schemas.microsoft.com/office/drawing/2017/model3d" xmlns:o="urn:schemas-microsoft-com:office:office" xmlns:oel="http://schemas.microsoft.com/office/2019/extlst" xmlns:r="http://schemas.openxmlformats.org/officeDocument/2006/relationships" xmlns:m="http://schemas.openxmlformats.org/officeDocument/2006/math" xmlns:v="urn:schemas-microsoft-com:vml" xmlns:wp14="http://schemas.microsoft.com/office/word/2010/wordprocessingDrawing" xmlns:wp="http://schemas.openxmlformats.org/drawingml/2006/wordprocessingDrawing" xmlns:w10="urn:schemas-microsoft-com:office:word" xmlns:w="http://schemas.openxmlformats.org/wordprocessingml/2006/main" xmlns:w14="http://schemas.microsoft.com/office/word/2010/wordml" xmlns:w15="http://schemas.microsoft.com/office/word/2012/wordml" xmlns:w16cex="http://schemas.microsoft.com/office/word/2018/wordml/cex" xmlns:w16cid="http://schemas.microsoft.com/office/word/2016/wordml/cid" xmlns:w16="http://schemas.microsoft.com/office/word/2018/wordml" xmlns:w16sdtdh="http://schemas.microsoft.com/office/word/2020/wordml/sdtdatahash" xmlns:w16se="http://schemas.microsoft.com/office/word/2015/wordml/symex" xmlns:wpg="http://schemas.microsoft.com/office/word/2010/wordprocessingGroup" xmlns:wpi="http://schemas.microsoft.com/office/word/2010/wordprocessingInk" xmlns:wne="http://schemas.microsoft.com/office/word/2006/wordml" xmlns:wps="http://schemas.microsoft.com/office/word/2010/wordprocessingShape" mc:Ignorable="w14 w15 w16se w16cid w16 w16cex w16sdtdh wp14">
+<w:footnotes xmlns:wpc="http://schemas.microsoft.com/office/word/2010/wordprocessingCanvas" xmlns:cx="http://schemas.microsoft.com/office/drawing/2014/chartex" xmlns:cx1="http://schemas.microsoft.com/office/drawing/2015/9/8/chartex" xmlns:cx2="http://schemas.microsoft.com/office/drawing/2015/10/21/chartex" xmlns:cx3="http://schemas.microsoft.com/office/drawing/2016/5/9/chartex" xmlns:cx4="http://schemas.microsoft.com/office/drawing/2016/5/10/chartex" xmlns:cx5="http://schemas.microsoft.com/office/drawing/2016/5/11/chartex" xmlns:cx6="http://schemas.microsoft.com/office/drawing/2016/5/12/chartex" xmlns:cx7="http://schemas.microsoft.com/office/drawing/2016/5/13/chartex" xmlns:cx8="http://schemas.microsoft.com/office/drawing/2016/5/14/chartex" xmlns:mc="http://schemas.openxmlformats.org/markup-compatibility/2006" xmlns:aink="http://schemas.microsoft.com/office/drawing/2016/ink" xmlns:am3d="http://schemas.microsoft.com/office/drawing/2017/model3d" xmlns:o="urn:schemas-microsoft-com:office:office" xmlns:oel="http://schemas.microsoft.com/office/2019/extlst" xmlns:r="http://schemas.openxmlformats.org/officeDocument/2006/relationships" xmlns:m="http://schemas.openxmlformats.org/officeDocument/2006/math" xmlns:v="urn:schemas-microsoft-com:vml" xmlns:wp14="http://schemas.microsoft.com/office/word/2010/wordprocessingDrawing" xmlns:wp="http://schemas.openxmlformats.org/drawingml/2006/wordprocessingDrawing" xmlns:w10="urn:schemas-microsoft-com:office:word" xmlns:w="http://schemas.openxmlformats.org/wordprocessingml/2006/main" xmlns:w14="http://schemas.microsoft.com/office/word/2010/wordml" xmlns:w15="http://schemas.microsoft.com/office/word/2012/wordml" xmlns:w16cex="http://schemas.microsoft.com/office/word/2018/wordml/cex" xmlns:w16cid="http://schemas.microsoft.com/office/word/2016/wordml/cid" xmlns:w16="http://schemas.microsoft.com/office/word/2018/wordml" xmlns:w16du="http://schemas.microsoft.com/office/word/2023/wordml/word16du" xmlns:w16sdtdh="http://schemas.microsoft.com/office/word/2020/wordml/sdtdatahash" xmlns:w16sdtfl="http://schemas.microsoft.com/office/word/2024/wordml/sdtformatlock" xmlns:w16se="http://schemas.microsoft.com/office/word/2015/wordml/symex" xmlns:wpg="http://schemas.microsoft.com/office/word/2010/wordprocessingGroup" xmlns:wpi="http://schemas.microsoft.com/office/word/2010/wordprocessingInk" xmlns:wne="http://schemas.microsoft.com/office/word/2006/wordml" xmlns:wps="http://schemas.microsoft.com/office/word/2010/wordprocessingShape" mc:Ignorable="w14 w15 w16se w16cid w16 w16cex w16sdtdh w16sdtfl w16du wp14">
   <w:footnote w:type="separator" w:id="-1">
     <w:p>
       <w:pPr>
@@ -413,7 +414,7 @@
 </file>
 
 <file path=word/header1.xml><?xml version="1.0" encoding="utf-8"?>
-<w:hdr xmlns:wpc="http://schemas.microsoft.com/office/word/2010/wordprocessingCanvas" xmlns:cx="http://schemas.microsoft.com/office/drawing/2014/chartex" xmlns:cx1="http://schemas.microsoft.com/office/drawing/2015/9/8/chartex" xmlns:cx2="http://schemas.microsoft.com/office/drawing/2015/10/21/chartex" xmlns:cx3="http://schemas.microsoft.com/office/drawing/2016/5/9/chartex" xmlns:cx4="http://schemas.microsoft.com/office/drawing/2016/5/10/chartex" xmlns:cx5="http://schemas.microsoft.com/office/drawing/2016/5/11/chartex" xmlns:cx6="http://schemas.microsoft.com/office/drawing/2016/5/12/chartex" xmlns:cx7="http://schemas.microsoft.com/office/drawing/2016/5/13/chartex" xmlns:cx8="http://schemas.microsoft.com/office/drawing/2016/5/14/chartex" xmlns:mc="http://schemas.openxmlformats.org/markup-compatibility/2006" xmlns:aink="http://schemas.microsoft.com/office/drawing/2016/ink" xmlns:am3d="http://schemas.microsoft.com/office/drawing/2017/model3d" xmlns:o="urn:schemas-microsoft-com:office:office" xmlns:oel="http://schemas.microsoft.com/office/2019/extlst" xmlns:r="http://schemas.openxmlformats.org/officeDocument/2006/relationships" xmlns:m="http://schemas.openxmlformats.org/officeDocument/2006/math" xmlns:v="urn:schemas-microsoft-com:vml" xmlns:wp14="http://schemas.microsoft.com/office/word/2010/wordprocessingDrawing" xmlns:wp="http://schemas.openxmlformats.org/drawingml/2006/wordprocessingDrawing" xmlns:w10="urn:schemas-microsoft-com:office:word" xmlns:w="http://schemas.openxmlformats.org/wordprocessingml/2006/main" xmlns:w14="http://schemas.microsoft.com/office/word/2010/wordml" xmlns:w15="http://schemas.microsoft.com/office/word/2012/wordml" xmlns:w16cex="http://schemas.microsoft.com/office/word/2018/wordml/cex" xmlns:w16cid="http://schemas.microsoft.com/office/word/2016/wordml/cid" xmlns:w16="http://schemas.microsoft.com/office/word/2018/wordml" xmlns:w16sdtdh="http://schemas.microsoft.com/office/word/2020/wordml/sdtdatahash" xmlns:w16se="http://schemas.microsoft.com/office/word/2015/wordml/symex" xmlns:wpg="http://schemas.microsoft.com/office/word/2010/wordprocessingGroup" xmlns:wpi="http://schemas.microsoft.com/office/word/2010/wordprocessingInk" xmlns:wne="http://schemas.microsoft.com/office/word/2006/wordml" xmlns:wps="http://schemas.microsoft.com/office/word/2010/wordprocessingShape" mc:Ignorable="w14 w15 w16se w16cid w16 w16cex w16sdtdh wp14">
+<w:hdr xmlns:wpc="http://schemas.microsoft.com/office/word/2010/wordprocessingCanvas" xmlns:cx="http://schemas.microsoft.com/office/drawing/2014/chartex" xmlns:cx1="http://schemas.microsoft.com/office/drawing/2015/9/8/chartex" xmlns:cx2="http://schemas.microsoft.com/office/drawing/2015/10/21/chartex" xmlns:cx3="http://schemas.microsoft.com/office/drawing/2016/5/9/chartex" xmlns:cx4="http://schemas.microsoft.com/office/drawing/2016/5/10/chartex" xmlns:cx5="http://schemas.microsoft.com/office/drawing/2016/5/11/chartex" xmlns:cx6="http://schemas.microsoft.com/office/drawing/2016/5/12/chartex" xmlns:cx7="http://schemas.microsoft.com/office/drawing/2016/5/13/chartex" xmlns:cx8="http://schemas.microsoft.com/office/drawing/2016/5/14/chartex" xmlns:mc="http://schemas.openxmlformats.org/markup-compatibility/2006" xmlns:aink="http://schemas.microsoft.com/office/drawing/2016/ink" xmlns:am3d="http://schemas.microsoft.com/office/drawing/2017/model3d" xmlns:o="urn:schemas-microsoft-com:office:office" xmlns:oel="http://schemas.microsoft.com/office/2019/extlst" xmlns:r="http://schemas.openxmlformats.org/officeDocument/2006/relationships" xmlns:m="http://schemas.openxmlformats.org/officeDocument/2006/math" xmlns:v="urn:schemas-microsoft-com:vml" xmlns:wp14="http://schemas.microsoft.com/office/word/2010/wordprocessingDrawing" xmlns:wp="http://schemas.openxmlformats.org/drawingml/2006/wordprocessingDrawing" xmlns:w10="urn:schemas-microsoft-com:office:word" xmlns:w="http://schemas.openxmlformats.org/wordprocessingml/2006/main" xmlns:w14="http://schemas.microsoft.com/office/word/2010/wordml" xmlns:w15="http://schemas.microsoft.com/office/word/2012/wordml" xmlns:w16cex="http://schemas.microsoft.com/office/word/2018/wordml/cex" xmlns:w16cid="http://schemas.microsoft.com/office/word/2016/wordml/cid" xmlns:w16="http://schemas.microsoft.com/office/word/2018/wordml" xmlns:w16du="http://schemas.microsoft.com/office/word/2023/wordml/word16du" xmlns:w16sdtdh="http://schemas.microsoft.com/office/word/2020/wordml/sdtdatahash" xmlns:w16sdtfl="http://schemas.microsoft.com/office/word/2024/wordml/sdtformatlock" xmlns:w16se="http://schemas.microsoft.com/office/word/2015/wordml/symex" xmlns:wpg="http://schemas.microsoft.com/office/word/2010/wordprocessingGroup" xmlns:wpi="http://schemas.microsoft.com/office/word/2010/wordprocessingInk" xmlns:wne="http://schemas.microsoft.com/office/word/2006/wordml" xmlns:wps="http://schemas.microsoft.com/office/word/2010/wordprocessingShape" mc:Ignorable="w14 w15 w16se w16cid w16 w16cex w16sdtdh w16sdtfl w16du wp14">
   <w:p>
     <w:pPr>
       <w:pStyle w:val="Header"/>
@@ -481,7 +482,7 @@
 </file>
 
 <file path=word/numbering.xml><?xml version="1.0" encoding="utf-8"?>
-<w:numbering xmlns:wpc="http://schemas.microsoft.com/office/word/2010/wordprocessingCanvas" xmlns:cx="http://schemas.microsoft.com/office/drawing/2014/chartex" xmlns:cx1="http://schemas.microsoft.com/office/drawing/2015/9/8/chartex" xmlns:cx2="http://schemas.microsoft.com/office/drawing/2015/10/21/chartex" xmlns:cx3="http://schemas.microsoft.com/office/drawing/2016/5/9/chartex" xmlns:cx4="http://schemas.microsoft.com/office/drawing/2016/5/10/chartex" xmlns:cx5="http://schemas.microsoft.com/office/drawing/2016/5/11/chartex" xmlns:cx6="http://schemas.microsoft.com/office/drawing/2016/5/12/chartex" xmlns:cx7="http://schemas.microsoft.com/office/drawing/2016/5/13/chartex" xmlns:cx8="http://schemas.microsoft.com/office/drawing/2016/5/14/chartex" xmlns:mc="http://schemas.openxmlformats.org/markup-compatibility/2006" xmlns:aink="http://schemas.microsoft.com/office/drawing/2016/ink" xmlns:am3d="http://schemas.microsoft.com/office/drawing/2017/model3d" xmlns:o="urn:schemas-microsoft-com:office:office" xmlns:oel="http://schemas.microsoft.com/office/2019/extlst" xmlns:r="http://schemas.openxmlformats.org/officeDocument/2006/relationships" xmlns:m="http://schemas.openxmlformats.org/officeDocument/2006/math" xmlns:v="urn:schemas-microsoft-com:vml" xmlns:wp14="http://schemas.microsoft.com/office/word/2010/wordprocessingDrawing" xmlns:wp="http://schemas.openxmlformats.org/drawingml/2006/wordprocessingDrawing" xmlns:w10="urn:schemas-microsoft-com:office:word" xmlns:w="http://schemas.openxmlformats.org/wordprocessingml/2006/main" xmlns:w14="http://schemas.microsoft.com/office/word/2010/wordml" xmlns:w15="http://schemas.microsoft.com/office/word/2012/wordml" xmlns:w16cex="http://schemas.microsoft.com/office/word/2018/wordml/cex" xmlns:w16cid="http://schemas.microsoft.com/office/word/2016/wordml/cid" xmlns:w16="http://schemas.microsoft.com/office/word/2018/wordml" xmlns:w16sdtdh="http://schemas.microsoft.com/office/word/2020/wordml/sdtdatahash" xmlns:w16se="http://schemas.microsoft.com/office/word/2015/wordml/symex" xmlns:wpg="http://schemas.microsoft.com/office/word/2010/wordprocessingGroup" xmlns:wpi="http://schemas.microsoft.com/office/word/2010/wordprocessingInk" xmlns:wne="http://schemas.microsoft.com/office/word/2006/wordml" xmlns:wps="http://schemas.microsoft.com/office/word/2010/wordprocessingShape" mc:Ignorable="w14 w15 w16se w16cid w16 w16cex w16sdtdh wp14">
+<w:numbering xmlns:wpc="http://schemas.microsoft.com/office/word/2010/wordprocessingCanvas" xmlns:cx="http://schemas.microsoft.com/office/drawing/2014/chartex" xmlns:cx1="http://schemas.microsoft.com/office/drawing/2015/9/8/chartex" xmlns:cx2="http://schemas.microsoft.com/office/drawing/2015/10/21/chartex" xmlns:cx3="http://schemas.microsoft.com/office/drawing/2016/5/9/chartex" xmlns:cx4="http://schemas.microsoft.com/office/drawing/2016/5/10/chartex" xmlns:cx5="http://schemas.microsoft.com/office/drawing/2016/5/11/chartex" xmlns:cx6="http://schemas.microsoft.com/office/drawing/2016/5/12/chartex" xmlns:cx7="http://schemas.microsoft.com/office/drawing/2016/5/13/chartex" xmlns:cx8="http://schemas.microsoft.com/office/drawing/2016/5/14/chartex" xmlns:mc="http://schemas.openxmlformats.org/markup-compatibility/2006" xmlns:aink="http://schemas.microsoft.com/office/drawing/2016/ink" xmlns:am3d="http://schemas.microsoft.com/office/drawing/2017/model3d" xmlns:o="urn:schemas-microsoft-com:office:office" xmlns:oel="http://schemas.microsoft.com/office/2019/extlst" xmlns:r="http://schemas.openxmlformats.org/officeDocument/2006/relationships" xmlns:m="http://schemas.openxmlformats.org/officeDocument/2006/math" xmlns:v="urn:schemas-microsoft-com:vml" xmlns:wp14="http://schemas.microsoft.com/office/word/2010/wordprocessingDrawing" xmlns:wp="http://schemas.openxmlformats.org/drawingml/2006/wordprocessingDrawing" xmlns:w10="urn:schemas-microsoft-com:office:word" xmlns:w="http://schemas.openxmlformats.org/wordprocessingml/2006/main" xmlns:w14="http://schemas.microsoft.com/office/word/2010/wordml" xmlns:w15="http://schemas.microsoft.com/office/word/2012/wordml" xmlns:w16cex="http://schemas.microsoft.com/office/word/2018/wordml/cex" xmlns:w16cid="http://schemas.microsoft.com/office/word/2016/wordml/cid" xmlns:w16="http://schemas.microsoft.com/office/word/2018/wordml" xmlns:w16du="http://schemas.microsoft.com/office/word/2023/wordml/word16du" xmlns:w16sdtdh="http://schemas.microsoft.com/office/word/2020/wordml/sdtdatahash" xmlns:w16sdtfl="http://schemas.microsoft.com/office/word/2024/wordml/sdtformatlock" xmlns:w16se="http://schemas.microsoft.com/office/word/2015/wordml/symex" xmlns:wpg="http://schemas.microsoft.com/office/word/2010/wordprocessingGroup" xmlns:wpi="http://schemas.microsoft.com/office/word/2010/wordprocessingInk" xmlns:wne="http://schemas.microsoft.com/office/word/2006/wordml" xmlns:wps="http://schemas.microsoft.com/office/word/2010/wordprocessingShape" mc:Ignorable="w14 w15 w16se w16cid w16 w16cex w16sdtdh w16sdtfl w16du wp14">
   <w:abstractNum w:abstractNumId="0" w15:restartNumberingAfterBreak="0">
     <w:nsid w:val="08B23877"/>
     <w:multiLevelType w:val="hybridMultilevel"/>
@@ -857,7 +858,7 @@
 </file>
 
 <file path=word/styles.xml><?xml version="1.0" encoding="utf-8"?>
-<w:styles xmlns:mc="http://schemas.openxmlformats.org/markup-compatibility/2006" xmlns:r="http://schemas.openxmlformats.org/officeDocument/2006/relationships" xmlns:w="http://schemas.openxmlformats.org/wordprocessingml/2006/main" xmlns:w14="http://schemas.microsoft.com/office/word/2010/wordml" xmlns:w15="http://schemas.microsoft.com/office/word/2012/wordml" xmlns:w16cex="http://schemas.microsoft.com/office/word/2018/wordml/cex" xmlns:w16cid="http://schemas.microsoft.com/office/word/2016/wordml/cid" xmlns:w16="http://schemas.microsoft.com/office/word/2018/wordml" xmlns:w16sdtdh="http://schemas.microsoft.com/office/word/2020/wordml/sdtdatahash" xmlns:w16se="http://schemas.microsoft.com/office/word/2015/wordml/symex" mc:Ignorable="w14 w15 w16se w16cid w16 w16cex w16sdtdh">
+<w:styles xmlns:mc="http://schemas.openxmlformats.org/markup-compatibility/2006" xmlns:r="http://schemas.openxmlformats.org/officeDocument/2006/relationships" xmlns:w="http://schemas.openxmlformats.org/wordprocessingml/2006/main" xmlns:w14="http://schemas.microsoft.com/office/word/2010/wordml" xmlns:w15="http://schemas.microsoft.com/office/word/2012/wordml" xmlns:w16cex="http://schemas.microsoft.com/office/word/2018/wordml/cex" xmlns:w16cid="http://schemas.microsoft.com/office/word/2016/wordml/cid" xmlns:w16="http://schemas.microsoft.com/office/word/2018/wordml" xmlns:w16du="http://schemas.microsoft.com/office/word/2023/wordml/word16du" xmlns:w16sdtdh="http://schemas.microsoft.com/office/word/2020/wordml/sdtdatahash" xmlns:w16sdtfl="http://schemas.microsoft.com/office/word/2024/wordml/sdtformatlock" xmlns:w16se="http://schemas.microsoft.com/office/word/2015/wordml/symex" mc:Ignorable="w14 w15 w16se w16cid w16 w16cex w16sdtdh w16sdtfl w16du">
   <w:docDefaults>
     <w:rPrDefault>
       <w:rPr>
@@ -2370,8 +2371,19 @@
 </file>
 
 <file path=customXml/item1.xml><?xml version="1.0" encoding="utf-8"?>
-<ct:contentTypeSchema xmlns:ct="http://schemas.microsoft.com/office/2006/metadata/contentType" xmlns:ma="http://schemas.microsoft.com/office/2006/metadata/properties/metaAttributes" ct:_="" ma:_="" ma:contentTypeName="Document" ma:contentTypeID="0x0101003206C8355D678A459F2EF8957171B231" ma:contentTypeVersion="18" ma:contentTypeDescription="Create a new document." ma:contentTypeScope="" ma:versionID="efd9b4af885478ed0a3e84c6362c6fb3">
-  <xsd:schema xmlns:xsd="http://www.w3.org/2001/XMLSchema" xmlns:xs="http://www.w3.org/2001/XMLSchema" xmlns:p="http://schemas.microsoft.com/office/2006/metadata/properties" xmlns:ns2="f2466082-b6bf-4153-98c3-3c41e85fda18" xmlns:ns3="dc808d36-874f-4b27-aec2-2fd649817929" targetNamespace="http://schemas.microsoft.com/office/2006/metadata/properties" ma:root="true" ma:fieldsID="3b6abc503e38a49174dd9e5072c65339" ns2:_="" ns3:_="">
+<p:properties xmlns:p="http://schemas.microsoft.com/office/2006/metadata/properties" xmlns:xsi="http://www.w3.org/2001/XMLSchema-instance" xmlns:pc="http://schemas.microsoft.com/office/infopath/2007/PartnerControls">
+  <documentManagement>
+    <lcf76f155ced4ddcb4097134ff3c332f xmlns="f2466082-b6bf-4153-98c3-3c41e85fda18">
+      <Terms xmlns="http://schemas.microsoft.com/office/infopath/2007/PartnerControls"/>
+    </lcf76f155ced4ddcb4097134ff3c332f>
+    <TaxCatchAll xmlns="dc808d36-874f-4b27-aec2-2fd649817929" xsi:nil="true"/>
+  </documentManagement>
+</p:properties>
+</file>
+
+<file path=customXml/item2.xml><?xml version="1.0" encoding="utf-8"?>
+<ct:contentTypeSchema xmlns:ct="http://schemas.microsoft.com/office/2006/metadata/contentType" xmlns:ma="http://schemas.microsoft.com/office/2006/metadata/properties/metaAttributes" ct:_="" ma:_="" ma:contentTypeName="Document" ma:contentTypeID="0x0101003206C8355D678A459F2EF8957171B231" ma:contentTypeVersion="19" ma:contentTypeDescription="Create a new document." ma:contentTypeScope="" ma:versionID="a5577d833b9f28dcc6be37a04859b9a8">
+  <xsd:schema xmlns:xsd="http://www.w3.org/2001/XMLSchema" xmlns:xs="http://www.w3.org/2001/XMLSchema" xmlns:p="http://schemas.microsoft.com/office/2006/metadata/properties" xmlns:ns2="f2466082-b6bf-4153-98c3-3c41e85fda18" xmlns:ns3="dc808d36-874f-4b27-aec2-2fd649817929" targetNamespace="http://schemas.microsoft.com/office/2006/metadata/properties" ma:root="true" ma:fieldsID="ae50cb7862d574a2d96b6910b4abdc85" ns2:_="" ns3:_="">
     <xsd:import namespace="f2466082-b6bf-4153-98c3-3c41e85fda18"/>
     <xsd:import namespace="dc808d36-874f-4b27-aec2-2fd649817929"/>
     <xsd:element name="properties">
@@ -2397,6 +2409,7 @@
                 <xsd:element ref="ns3:TaxCatchAll" minOccurs="0"/>
                 <xsd:element ref="ns2:MediaServiceSearchProperties" minOccurs="0"/>
                 <xsd:element ref="ns2:MediaServiceObjectDetectorVersions" minOccurs="0"/>
+                <xsd:element ref="ns2:MediaServiceBillingMetadata" minOccurs="0"/>
               </xsd:all>
             </xsd:complexType>
           </xsd:element>
@@ -2481,6 +2494,11 @@
     <xsd:element name="MediaServiceObjectDetectorVersions" ma:index="25" nillable="true" ma:displayName="MediaServiceObjectDetectorVersions" ma:hidden="true" ma:indexed="true" ma:internalName="MediaServiceObjectDetectorVersions" ma:readOnly="true">
       <xsd:simpleType>
         <xsd:restriction base="dms:Text"/>
+      </xsd:simpleType>
+    </xsd:element>
+    <xsd:element name="MediaServiceBillingMetadata" ma:index="26" nillable="true" ma:displayName="MediaServiceBillingMetadata" ma:hidden="true" ma:internalName="MediaServiceBillingMetadata" ma:readOnly="true">
+      <xsd:simpleType>
+        <xsd:restriction base="dms:Note"/>
       </xsd:simpleType>
     </xsd:element>
   </xsd:schema>
@@ -2624,17 +2642,6 @@
 </ct:contentTypeSchema>
 </file>
 
-<file path=customXml/item2.xml><?xml version="1.0" encoding="utf-8"?>
-<p:properties xmlns:p="http://schemas.microsoft.com/office/2006/metadata/properties" xmlns:xsi="http://www.w3.org/2001/XMLSchema-instance" xmlns:pc="http://schemas.microsoft.com/office/infopath/2007/PartnerControls">
-  <documentManagement>
-    <lcf76f155ced4ddcb4097134ff3c332f xmlns="f2466082-b6bf-4153-98c3-3c41e85fda18">
-      <Terms xmlns="http://schemas.microsoft.com/office/infopath/2007/PartnerControls"/>
-    </lcf76f155ced4ddcb4097134ff3c332f>
-    <TaxCatchAll xmlns="dc808d36-874f-4b27-aec2-2fd649817929" xsi:nil="true"/>
-  </documentManagement>
-</p:properties>
-</file>
-
 <file path=customXml/item3.xml><?xml version="1.0" encoding="utf-8"?>
 <?mso-contentType ?>
 <FormTemplates xmlns="http://schemas.microsoft.com/sharepoint/v3/contenttype/forms">
@@ -2645,25 +2652,6 @@
 </file>
 
 <file path=customXml/itemProps1.xml><?xml version="1.0" encoding="utf-8"?>
-<ds:datastoreItem xmlns:ds="http://schemas.openxmlformats.org/officeDocument/2006/customXml" ds:itemID="{7F16A6B6-C206-4796-9CA2-955AB723769B}">
-  <ds:schemaRefs>
-    <ds:schemaRef ds:uri="http://schemas.microsoft.com/office/2006/metadata/contentType"/>
-    <ds:schemaRef ds:uri="http://schemas.microsoft.com/office/2006/metadata/properties/metaAttributes"/>
-    <ds:schemaRef ds:uri="http://www.w3.org/2001/XMLSchema"/>
-    <ds:schemaRef ds:uri="http://schemas.microsoft.com/office/2006/metadata/properties"/>
-    <ds:schemaRef ds:uri="f2466082-b6bf-4153-98c3-3c41e85fda18"/>
-    <ds:schemaRef ds:uri="dc808d36-874f-4b27-aec2-2fd649817929"/>
-    <ds:schemaRef ds:uri="http://schemas.microsoft.com/office/2006/documentManagement/types"/>
-    <ds:schemaRef ds:uri="http://schemas.microsoft.com/office/infopath/2007/PartnerControls"/>
-    <ds:schemaRef ds:uri="http://schemas.openxmlformats.org/package/2006/metadata/core-properties"/>
-    <ds:schemaRef ds:uri="http://purl.org/dc/elements/1.1/"/>
-    <ds:schemaRef ds:uri="http://purl.org/dc/terms/"/>
-    <ds:schemaRef ds:uri="http://schemas.microsoft.com/internal/obd"/>
-  </ds:schemaRefs>
-</ds:datastoreItem>
-</file>
-
-<file path=customXml/itemProps2.xml><?xml version="1.0" encoding="utf-8"?>
 <ds:datastoreItem xmlns:ds="http://schemas.openxmlformats.org/officeDocument/2006/customXml" ds:itemID="{2853EFCE-A02C-4FF4-B24E-4D976805CE2B}">
   <ds:schemaRefs>
     <ds:schemaRef ds:uri="http://schemas.microsoft.com/office/2006/metadata/properties"/>
@@ -2674,6 +2662,10 @@
 </ds:datastoreItem>
 </file>
 
+<file path=customXml/itemProps2.xml><?xml version="1.0" encoding="utf-8"?>
+<ds:datastoreItem xmlns:ds="http://schemas.openxmlformats.org/officeDocument/2006/customXml" ds:itemID="{A9592927-793B-4AF8-8B89-B4D6390A07D9}"/>
+</file>
+
 <file path=customXml/itemProps3.xml><?xml version="1.0" encoding="utf-8"?>
 <ds:datastoreItem xmlns:ds="http://schemas.openxmlformats.org/officeDocument/2006/customXml" ds:itemID="{534074DF-7A27-41D4-9E22-13456BD403C3}">
   <ds:schemaRefs>
